--- a/중국어_대화문/2부_docx/2부_05화_가오밍저의_균열.docx
+++ b/중국어_대화문/2부_docx/2부_05화_가오밍저의_균열.docx
@@ -2107,32 +2107,32 @@
     </w:p>
     <w:p>
       <w:r>
-        <w:t>1. «心里有数» — 한국어 해설: "속으로 짐작하고 있다, 헤아리고 있다". 상황을 대강 파악하고 있어 따로 설명이 필요 없다는 뜻. 方主任이 高明哲에게 "누구와 가까이 지냈는지 네가 알고 있겠지"라고 할 때, 邱文涛이 高明哲에게 "年检은 내가 알아서 처리하겠다"고 문자로 답할 때, 장면 1·7.</w:t>
+        <w:t>«心里有数» — 한국어 해설: "속으로 짐작하고 있다, 헤아리고 있다". 상황을 대강 파악하고 있어 따로 설명이 필요 없다는 뜻. 方主任이 高明哲에게 "누구와 가까이 지냈는지 네가 알고 있겠지"라고 할 때, 邱文涛이 高明哲에게 "年检은 내가 알아서 처리하겠다"고 문자로 답할 때, 장면 1·7.</w:t>
       </w:r>
     </w:p>
     <w:p>
       <w:r>
-        <w:t>2. «随便聊聊» — 한국어 해설: "그냥 이야기나 좀 하자". 목적을 숨긴 채 가볍게 말을 꺼낼 때 쓰는 말. 邱文涛이 高明哲에게 "계약 얘기가 아니라 그냥 이야기나 하자"며 자리를 만들 때, 장면 2.</w:t>
+        <w:t>«随便聊聊» — 한국어 해설: "그냥 이야기나 좀 하자". 목적을 숨긴 채 가볍게 말을 꺼낼 때 쓰는 말. 邱文涛이 高明哲에게 "계약 얘기가 아니라 그냥 이야기나 하자"며 자리를 만들 때, 장면 2.</w:t>
       </w:r>
     </w:p>
     <w:p>
       <w:r>
-        <w:t>3. «打个招呼» — 한국어 해설: "미리 말을 넣어 두다, 귀띔해 두다". 인맥을 통해 담당자에게 슬쩍 청탁이나 압력을 넣는 중국식 완곡 표현. 邱文涛이 高明哲에게 "사법국 친구에게 말을 넣어 두었다"고 할 때, 司法局科员이 高明哲에게 "누군가 전화로 말을 넣었다"고 알려 줄 때, 장면 2·4.</w:t>
+        <w:t>«打个招呼» — 한국어 해설: "미리 말을 넣어 두다, 귀띔해 두다". 인맥을 통해 담당자에게 슬쩍 청탁이나 압력을 넣는 중국식 완곡 표현. 邱文涛이 高明哲에게 "사법국 친구에게 말을 넣어 두었다"고 할 때, 司法局科员이 高明哲에게 "누군가 전화로 말을 넣었다"고 알려 줄 때, 장면 2·4.</w:t>
       </w:r>
     </w:p>
     <w:p>
       <w:r>
-        <w:t>4. «手续都齐了» — 한국어 해설: "수속(서류)은 다 갖춰졌다". 행정 절차를 마쳤다고 말하는 일상 표현. 高明哲가 小婉에게 年检 서류를 이미 냈다고 둘러대며, 장면 5.</w:t>
+        <w:t>«手续都齐了» — 한국어 해설: "수속(서류)은 다 갖춰졌다". 행정 절차를 마쳤다고 말하는 일상 표현. 高明哲가 小婉에게 年检 서류를 이미 냈다고 둘러대며, 장면 5.</w:t>
       </w:r>
     </w:p>
     <w:p>
       <w:r>
-        <w:t>5. «别往心里去» — 한국어 해설: "마음에 두지 마, 너무 신경 쓰지 마". 직설적인 말이나 서운한 말을 한 뒤 상대를 달랠 때 쓴다. 小婉이 高明哲에게 모진 질문을 하고 나서, 장면 5.</w:t>
+        <w:t>«别往心里去» — 한국어 해설: "마음에 두지 마, 너무 신경 쓰지 마". 직설적인 말이나 서운한 말을 한 뒤 상대를 달랠 때 쓴다. 小婉이 高明哲에게 모진 질문을 하고 나서, 장면 5.</w:t>
       </w:r>
     </w:p>
     <w:p>
       <w:r>
-        <w:t>6. «顺路» — 한국어 해설: "가는 길에, 겸사겸사". 일부러 가는 것이 아니라 오는 길에 챙겼다는 가벼운 말투(여기서는 아픈 대화 뒤 쑥스러움을 덮는 용도). 苏敏이 沈知远에게 唐雪의 위임장 원본을 "가는 길에 가져왔다"며 내밀 때, 장면 8.</w:t>
+        <w:t>«顺路» — 한국어 해설: "가는 길에, 겸사겸사". 일부러 가는 것이 아니라 오는 길에 챙겼다는 가벼운 말투(여기서는 아픈 대화 뒤 쑥스러움을 덮는 용도). 苏敏이 沈知远에게 唐雪의 위임장 원본을 "가는 길에 가져왔다"며 내밀 때, 장면 8.</w:t>
       </w:r>
     </w:p>
     <w:p>
